--- a/testDjangosite/media/lst_template_1.docx
+++ b/testDjangosite/media/lst_template_1.docx
@@ -10,35 +10,18 @@
           <w:lang w:val="en-US"/>
         </w:rPr>
       </w:pPr>
-      <w:proofErr w:type="spellStart"/>
       <w:r>
         <w:rPr>
           <w:rFonts w:ascii="Times New Roman" w:hAnsi="Times New Roman" w:cs="Times New Roman"/>
         </w:rPr>
-        <w:t>Перечетная</w:t>
+        <w:t xml:space="preserve">Перечетная ведомость № </w:t>
       </w:r>
-      <w:proofErr w:type="spellEnd"/>
-      <w:r>
-        <w:rPr>
-          <w:rFonts w:ascii="Times New Roman" w:hAnsi="Times New Roman" w:cs="Times New Roman"/>
-        </w:rPr>
-        <w:t xml:space="preserve"> ведомость № </w:t>
-      </w:r>
-      <w:proofErr w:type="gramStart"/>
       <w:r>
         <w:rPr>
           <w:rFonts w:ascii="Times New Roman" w:hAnsi="Times New Roman" w:cs="Times New Roman"/>
           <w:lang w:val="en-US"/>
         </w:rPr>
-        <w:t>{{ id</w:t>
-      </w:r>
-      <w:proofErr w:type="gramEnd"/>
-      <w:r>
-        <w:rPr>
-          <w:rFonts w:ascii="Times New Roman" w:hAnsi="Times New Roman" w:cs="Times New Roman"/>
-          <w:lang w:val="en-US"/>
-        </w:rPr>
-        <w:t xml:space="preserve"> }}</w:t>
+        <w:t>{{ id }}</w:t>
       </w:r>
     </w:p>
     <w:tbl>
@@ -52,10 +35,10 @@
         <w:gridCol w:w="1628"/>
         <w:gridCol w:w="24"/>
         <w:gridCol w:w="1879"/>
-        <w:gridCol w:w="1053"/>
-        <w:gridCol w:w="1067"/>
-        <w:gridCol w:w="1322"/>
-        <w:gridCol w:w="1224"/>
+        <w:gridCol w:w="956"/>
+        <w:gridCol w:w="984"/>
+        <w:gridCol w:w="1214"/>
+        <w:gridCol w:w="1512"/>
         <w:gridCol w:w="2196"/>
       </w:tblGrid>
       <w:tr>
@@ -112,7 +95,6 @@
               </w:rPr>
               <w:t>{{</w:t>
             </w:r>
-            <w:proofErr w:type="spellStart"/>
             <w:r>
               <w:rPr>
                 <w:rFonts w:ascii="Times New Roman" w:hAnsi="Times New Roman" w:cs="Times New Roman"/>
@@ -125,15 +107,7 @@
                 <w:rFonts w:ascii="Times New Roman" w:hAnsi="Times New Roman" w:cs="Times New Roman"/>
                 <w:lang w:val="en-US"/>
               </w:rPr>
-              <w:t>forestly</w:t>
-            </w:r>
-            <w:proofErr w:type="spellEnd"/>
-            <w:r>
-              <w:rPr>
-                <w:rFonts w:ascii="Times New Roman" w:hAnsi="Times New Roman" w:cs="Times New Roman"/>
-                <w:lang w:val="en-US"/>
-              </w:rPr>
-              <w:t>}}</w:t>
+              <w:t>forestly}}</w:t>
             </w:r>
           </w:p>
         </w:tc>
@@ -202,7 +176,6 @@
                 <w:lang w:val="en-US"/>
               </w:rPr>
             </w:pPr>
-            <w:proofErr w:type="gramStart"/>
             <w:r>
               <w:rPr>
                 <w:rFonts w:ascii="Times New Roman" w:hAnsi="Times New Roman" w:cs="Times New Roman"/>
@@ -210,36 +183,19 @@
               </w:rPr>
               <w:t xml:space="preserve">{{ </w:t>
             </w:r>
-            <w:proofErr w:type="spellStart"/>
-            <w:r>
-              <w:rPr>
-                <w:rFonts w:ascii="Times New Roman" w:hAnsi="Times New Roman" w:cs="Times New Roman"/>
-                <w:lang w:val="en-US"/>
-              </w:rPr>
-              <w:t>name</w:t>
-            </w:r>
-            <w:proofErr w:type="gramEnd"/>
-            <w:r>
-              <w:rPr>
-                <w:rFonts w:ascii="Times New Roman" w:hAnsi="Times New Roman" w:cs="Times New Roman"/>
-                <w:lang w:val="en-US"/>
-              </w:rPr>
-              <w:t>_</w:t>
-            </w:r>
-            <w:r>
-              <w:rPr>
-                <w:rFonts w:ascii="Times New Roman" w:hAnsi="Times New Roman" w:cs="Times New Roman"/>
-                <w:lang w:val="en-US"/>
-              </w:rPr>
-              <w:t>district_forestly</w:t>
-            </w:r>
-            <w:proofErr w:type="spellEnd"/>
-            <w:r>
-              <w:rPr>
-                <w:rFonts w:ascii="Times New Roman" w:hAnsi="Times New Roman" w:cs="Times New Roman"/>
-                <w:lang w:val="en-US"/>
-              </w:rPr>
-              <w:t xml:space="preserve"> }}</w:t>
+            <w:r>
+              <w:rPr>
+                <w:rFonts w:ascii="Times New Roman" w:hAnsi="Times New Roman" w:cs="Times New Roman"/>
+                <w:lang w:val="en-US"/>
+              </w:rPr>
+              <w:t>name_</w:t>
+            </w:r>
+            <w:r>
+              <w:rPr>
+                <w:rFonts w:ascii="Times New Roman" w:hAnsi="Times New Roman" w:cs="Times New Roman"/>
+                <w:lang w:val="en-US"/>
+              </w:rPr>
+              <w:t>district_forestly }}</w:t>
             </w:r>
           </w:p>
         </w:tc>
@@ -291,21 +247,12 @@
                 <w:lang w:val="en-US"/>
               </w:rPr>
             </w:pPr>
-            <w:proofErr w:type="gramStart"/>
-            <w:r>
-              <w:rPr>
-                <w:rFonts w:ascii="Times New Roman" w:hAnsi="Times New Roman" w:cs="Times New Roman"/>
-                <w:lang w:val="en-US"/>
-              </w:rPr>
-              <w:t>{{ dacha</w:t>
-            </w:r>
-            <w:proofErr w:type="gramEnd"/>
-            <w:r>
-              <w:rPr>
-                <w:rFonts w:ascii="Times New Roman" w:hAnsi="Times New Roman" w:cs="Times New Roman"/>
-                <w:lang w:val="en-US"/>
-              </w:rPr>
-              <w:t xml:space="preserve"> }}</w:t>
+            <w:r>
+              <w:rPr>
+                <w:rFonts w:ascii="Times New Roman" w:hAnsi="Times New Roman" w:cs="Times New Roman"/>
+                <w:lang w:val="en-US"/>
+              </w:rPr>
+              <w:t>{{ dacha }}</w:t>
             </w:r>
           </w:p>
         </w:tc>
@@ -419,7 +366,109 @@
                 <w:lang w:val="en-US"/>
               </w:rPr>
             </w:pPr>
-            <w:proofErr w:type="gramStart"/>
+            <w:r>
+              <w:rPr>
+                <w:rFonts w:ascii="Times New Roman" w:hAnsi="Times New Roman" w:cs="Times New Roman"/>
+                <w:lang w:val="en-US"/>
+              </w:rPr>
+              <w:t>{{ name_quarter }}</w:t>
+            </w:r>
+          </w:p>
+        </w:tc>
+        <w:tc>
+          <w:tcPr>
+            <w:tcW w:w="1174" w:type="dxa"/>
+            <w:tcBorders>
+              <w:top w:val="nil"/>
+              <w:left w:val="nil"/>
+              <w:bottom w:val="nil"/>
+              <w:right w:val="nil"/>
+            </w:tcBorders>
+          </w:tcPr>
+          <w:p>
+            <w:pPr>
+              <w:jc w:val="center"/>
+              <w:rPr>
+                <w:rFonts w:ascii="Times New Roman" w:hAnsi="Times New Roman" w:cs="Times New Roman"/>
+              </w:rPr>
+            </w:pPr>
+            <w:r>
+              <w:rPr>
+                <w:rFonts w:ascii="Times New Roman" w:hAnsi="Times New Roman" w:cs="Times New Roman"/>
+              </w:rPr>
+              <w:t>Выдел</w:t>
+            </w:r>
+          </w:p>
+        </w:tc>
+        <w:tc>
+          <w:tcPr>
+            <w:tcW w:w="1171" w:type="dxa"/>
+            <w:tcBorders>
+              <w:top w:val="nil"/>
+              <w:left w:val="nil"/>
+              <w:bottom w:val="nil"/>
+              <w:right w:val="nil"/>
+            </w:tcBorders>
+          </w:tcPr>
+          <w:p>
+            <w:pPr>
+              <w:jc w:val="center"/>
+              <w:rPr>
+                <w:rFonts w:ascii="Times New Roman" w:hAnsi="Times New Roman" w:cs="Times New Roman"/>
+                <w:lang w:val="en-US"/>
+              </w:rPr>
+            </w:pPr>
+            <w:r>
+              <w:rPr>
+                <w:rFonts w:ascii="Times New Roman" w:hAnsi="Times New Roman" w:cs="Times New Roman"/>
+                <w:lang w:val="en-US"/>
+              </w:rPr>
+              <w:t>{{ soil_lot }}</w:t>
+            </w:r>
+          </w:p>
+        </w:tc>
+        <w:tc>
+          <w:tcPr>
+            <w:tcW w:w="1457" w:type="dxa"/>
+            <w:tcBorders>
+              <w:top w:val="nil"/>
+              <w:left w:val="nil"/>
+              <w:bottom w:val="nil"/>
+              <w:right w:val="nil"/>
+            </w:tcBorders>
+          </w:tcPr>
+          <w:p>
+            <w:pPr>
+              <w:jc w:val="center"/>
+              <w:rPr>
+                <w:rFonts w:ascii="Times New Roman" w:hAnsi="Times New Roman" w:cs="Times New Roman"/>
+              </w:rPr>
+            </w:pPr>
+            <w:r>
+              <w:rPr>
+                <w:rFonts w:ascii="Times New Roman" w:hAnsi="Times New Roman" w:cs="Times New Roman"/>
+              </w:rPr>
+              <w:t>Площадь</w:t>
+            </w:r>
+          </w:p>
+        </w:tc>
+        <w:tc>
+          <w:tcPr>
+            <w:tcW w:w="1459" w:type="dxa"/>
+            <w:tcBorders>
+              <w:top w:val="nil"/>
+              <w:left w:val="nil"/>
+              <w:right w:val="nil"/>
+            </w:tcBorders>
+          </w:tcPr>
+          <w:p>
+            <w:pPr>
+              <w:jc w:val="center"/>
+              <w:rPr>
+                <w:rFonts w:ascii="Times New Roman" w:hAnsi="Times New Roman" w:cs="Times New Roman"/>
+                <w:lang w:val="en-US"/>
+              </w:rPr>
+            </w:pPr>
             <w:r>
               <w:rPr>
                 <w:rFonts w:ascii="Times New Roman" w:hAnsi="Times New Roman" w:cs="Times New Roman"/>
@@ -427,173 +476,19 @@
               </w:rPr>
               <w:t xml:space="preserve">{{ </w:t>
             </w:r>
-            <w:proofErr w:type="spellStart"/>
-            <w:r>
-              <w:rPr>
-                <w:rFonts w:ascii="Times New Roman" w:hAnsi="Times New Roman" w:cs="Times New Roman"/>
-                <w:lang w:val="en-US"/>
-              </w:rPr>
-              <w:t>name</w:t>
-            </w:r>
-            <w:proofErr w:type="gramEnd"/>
-            <w:r>
-              <w:rPr>
-                <w:rFonts w:ascii="Times New Roman" w:hAnsi="Times New Roman" w:cs="Times New Roman"/>
-                <w:lang w:val="en-US"/>
-              </w:rPr>
-              <w:t>_quarter</w:t>
-            </w:r>
-            <w:proofErr w:type="spellEnd"/>
-            <w:r>
-              <w:rPr>
-                <w:rFonts w:ascii="Times New Roman" w:hAnsi="Times New Roman" w:cs="Times New Roman"/>
-                <w:lang w:val="en-US"/>
-              </w:rPr>
-              <w:t xml:space="preserve"> }}</w:t>
-            </w:r>
-          </w:p>
-        </w:tc>
-        <w:tc>
-          <w:tcPr>
-            <w:tcW w:w="1174" w:type="dxa"/>
-            <w:tcBorders>
-              <w:top w:val="nil"/>
-              <w:left w:val="nil"/>
-              <w:bottom w:val="nil"/>
-              <w:right w:val="nil"/>
-            </w:tcBorders>
-          </w:tcPr>
-          <w:p>
-            <w:pPr>
-              <w:jc w:val="center"/>
-              <w:rPr>
-                <w:rFonts w:ascii="Times New Roman" w:hAnsi="Times New Roman" w:cs="Times New Roman"/>
-              </w:rPr>
-            </w:pPr>
-            <w:r>
-              <w:rPr>
-                <w:rFonts w:ascii="Times New Roman" w:hAnsi="Times New Roman" w:cs="Times New Roman"/>
-              </w:rPr>
-              <w:t>Выдел</w:t>
-            </w:r>
-          </w:p>
-        </w:tc>
-        <w:tc>
-          <w:tcPr>
-            <w:tcW w:w="1171" w:type="dxa"/>
-            <w:tcBorders>
-              <w:top w:val="nil"/>
-              <w:left w:val="nil"/>
-              <w:bottom w:val="nil"/>
-              <w:right w:val="nil"/>
-            </w:tcBorders>
-          </w:tcPr>
-          <w:p>
-            <w:pPr>
-              <w:jc w:val="center"/>
-              <w:rPr>
-                <w:rFonts w:ascii="Times New Roman" w:hAnsi="Times New Roman" w:cs="Times New Roman"/>
-                <w:lang w:val="en-US"/>
-              </w:rPr>
-            </w:pPr>
-            <w:proofErr w:type="gramStart"/>
-            <w:r>
-              <w:rPr>
-                <w:rFonts w:ascii="Times New Roman" w:hAnsi="Times New Roman" w:cs="Times New Roman"/>
-                <w:lang w:val="en-US"/>
-              </w:rPr>
-              <w:t xml:space="preserve">{{ </w:t>
-            </w:r>
-            <w:proofErr w:type="spellStart"/>
-            <w:r>
-              <w:rPr>
-                <w:rFonts w:ascii="Times New Roman" w:hAnsi="Times New Roman" w:cs="Times New Roman"/>
-                <w:lang w:val="en-US"/>
-              </w:rPr>
-              <w:t>soil</w:t>
-            </w:r>
-            <w:proofErr w:type="gramEnd"/>
-            <w:r>
-              <w:rPr>
-                <w:rFonts w:ascii="Times New Roman" w:hAnsi="Times New Roman" w:cs="Times New Roman"/>
-                <w:lang w:val="en-US"/>
-              </w:rPr>
-              <w:t>_lot</w:t>
-            </w:r>
-            <w:proofErr w:type="spellEnd"/>
-            <w:r>
-              <w:rPr>
-                <w:rFonts w:ascii="Times New Roman" w:hAnsi="Times New Roman" w:cs="Times New Roman"/>
-                <w:lang w:val="en-US"/>
-              </w:rPr>
-              <w:t xml:space="preserve"> }}</w:t>
-            </w:r>
-          </w:p>
-        </w:tc>
-        <w:tc>
-          <w:tcPr>
-            <w:tcW w:w="1457" w:type="dxa"/>
-            <w:tcBorders>
-              <w:top w:val="nil"/>
-              <w:left w:val="nil"/>
-              <w:bottom w:val="nil"/>
-              <w:right w:val="nil"/>
-            </w:tcBorders>
-          </w:tcPr>
-          <w:p>
-            <w:pPr>
-              <w:jc w:val="center"/>
-              <w:rPr>
-                <w:rFonts w:ascii="Times New Roman" w:hAnsi="Times New Roman" w:cs="Times New Roman"/>
-              </w:rPr>
-            </w:pPr>
-            <w:r>
-              <w:rPr>
-                <w:rFonts w:ascii="Times New Roman" w:hAnsi="Times New Roman" w:cs="Times New Roman"/>
-              </w:rPr>
-              <w:t>Площадь</w:t>
-            </w:r>
-          </w:p>
-        </w:tc>
-        <w:tc>
-          <w:tcPr>
-            <w:tcW w:w="1459" w:type="dxa"/>
-            <w:tcBorders>
-              <w:top w:val="nil"/>
-              <w:left w:val="nil"/>
-              <w:right w:val="nil"/>
-            </w:tcBorders>
-          </w:tcPr>
-          <w:p>
-            <w:pPr>
-              <w:jc w:val="center"/>
-              <w:rPr>
-                <w:rFonts w:ascii="Times New Roman" w:hAnsi="Times New Roman" w:cs="Times New Roman"/>
-                <w:lang w:val="en-US"/>
-              </w:rPr>
-            </w:pPr>
-            <w:proofErr w:type="gramStart"/>
-            <w:r>
-              <w:rPr>
-                <w:rFonts w:ascii="Times New Roman" w:hAnsi="Times New Roman" w:cs="Times New Roman"/>
-                <w:lang w:val="en-US"/>
-              </w:rPr>
-              <w:t xml:space="preserve">{{ </w:t>
-            </w:r>
-            <w:r>
-              <w:rPr>
-                <w:rFonts w:ascii="Times New Roman" w:hAnsi="Times New Roman" w:cs="Times New Roman"/>
-                <w:lang w:val="en-US"/>
-              </w:rPr>
-              <w:t>square</w:t>
-            </w:r>
-            <w:proofErr w:type="gramEnd"/>
-            <w:r>
-              <w:rPr>
-                <w:rFonts w:ascii="Times New Roman" w:hAnsi="Times New Roman" w:cs="Times New Roman"/>
-                <w:lang w:val="en-US"/>
-              </w:rPr>
-              <w:t xml:space="preserve"> }}</w:t>
+            <w:r>
+              <w:rPr>
+                <w:rFonts w:ascii="Times New Roman" w:hAnsi="Times New Roman" w:cs="Times New Roman"/>
+                <w:lang w:val="en-US"/>
+              </w:rPr>
+              <w:t xml:space="preserve">sample_region </w:t>
+            </w:r>
+            <w:r>
+              <w:rPr>
+                <w:rFonts w:ascii="Times New Roman" w:hAnsi="Times New Roman" w:cs="Times New Roman"/>
+                <w:lang w:val="en-US"/>
+              </w:rPr>
+              <w:t>}}</w:t>
             </w:r>
           </w:p>
         </w:tc>
@@ -674,16 +569,8 @@
               <w:rPr>
                 <w:rFonts w:ascii="Times New Roman" w:hAnsi="Times New Roman" w:cs="Times New Roman"/>
               </w:rPr>
-              <w:t xml:space="preserve">Кол-во ПП, </w:t>
-            </w:r>
-            <w:proofErr w:type="spellStart"/>
-            <w:r>
-              <w:rPr>
-                <w:rFonts w:ascii="Times New Roman" w:hAnsi="Times New Roman" w:cs="Times New Roman"/>
-              </w:rPr>
-              <w:t>шт</w:t>
-            </w:r>
-            <w:proofErr w:type="spellEnd"/>
+              <w:t>Кол-во ПП, шт</w:t>
+            </w:r>
           </w:p>
         </w:tc>
         <w:tc>
@@ -709,23 +596,7 @@
                 <w:rFonts w:ascii="Times New Roman" w:hAnsi="Times New Roman" w:cs="Times New Roman"/>
                 <w:lang w:val="en-US"/>
               </w:rPr>
-              <w:t>{{</w:t>
-            </w:r>
-            <w:proofErr w:type="spellStart"/>
-            <w:r>
-              <w:rPr>
-                <w:rFonts w:ascii="Times New Roman" w:hAnsi="Times New Roman" w:cs="Times New Roman"/>
-                <w:lang w:val="en-US"/>
-              </w:rPr>
-              <w:t>count_sample_area</w:t>
-            </w:r>
-            <w:proofErr w:type="spellEnd"/>
-            <w:r>
-              <w:rPr>
-                <w:rFonts w:ascii="Times New Roman" w:hAnsi="Times New Roman" w:cs="Times New Roman"/>
-                <w:lang w:val="en-US"/>
-              </w:rPr>
-              <w:t xml:space="preserve"> }}</w:t>
+              <w:t>{{count_sample_area }}</w:t>
             </w:r>
           </w:p>
         </w:tc>
@@ -777,15 +648,7 @@
                 <w:rFonts w:ascii="Times New Roman" w:hAnsi="Times New Roman" w:cs="Times New Roman"/>
                 <w:lang w:val="en-US"/>
               </w:rPr>
-              <w:t>{{</w:t>
-            </w:r>
-            <w:proofErr w:type="spellStart"/>
-            <w:r>
-              <w:rPr>
-                <w:rFonts w:ascii="Times New Roman" w:hAnsi="Times New Roman" w:cs="Times New Roman"/>
-                <w:lang w:val="en-US"/>
-              </w:rPr>
-              <w:t>square_</w:t>
+              <w:t>{{square_</w:t>
             </w:r>
             <w:r>
               <w:rPr>
@@ -799,15 +662,7 @@
                 <w:rFonts w:ascii="Times New Roman" w:hAnsi="Times New Roman" w:cs="Times New Roman"/>
                 <w:lang w:val="en-US"/>
               </w:rPr>
-              <w:t>sample_area</w:t>
-            </w:r>
-            <w:proofErr w:type="spellEnd"/>
-            <w:r>
-              <w:rPr>
-                <w:rFonts w:ascii="Times New Roman" w:hAnsi="Times New Roman" w:cs="Times New Roman"/>
-                <w:lang w:val="en-US"/>
-              </w:rPr>
-              <w:t xml:space="preserve"> }}</w:t>
+              <w:t>sample_area }}</w:t>
             </w:r>
           </w:p>
         </w:tc>
@@ -923,29 +778,6 @@
                 <w:lang w:val="en-US"/>
               </w:rPr>
             </w:pPr>
-            <w:r>
-              <w:rPr>
-                <w:rFonts w:ascii="Times New Roman" w:hAnsi="Times New Roman" w:cs="Times New Roman"/>
-                <w:lang w:val="en-US"/>
-              </w:rPr>
-              <w:t>{{</w:t>
-            </w:r>
-            <w:proofErr w:type="spellStart"/>
-            <w:r>
-              <w:rPr>
-                <w:rFonts w:ascii="Times New Roman" w:hAnsi="Times New Roman" w:cs="Times New Roman"/>
-                <w:lang w:val="en-US"/>
-              </w:rPr>
-              <w:t>sample_area</w:t>
-            </w:r>
-            <w:proofErr w:type="spellEnd"/>
-            <w:r>
-              <w:rPr>
-                <w:rFonts w:ascii="Times New Roman" w:hAnsi="Times New Roman" w:cs="Times New Roman"/>
-                <w:lang w:val="en-US"/>
-              </w:rPr>
-              <w:t>}}</w:t>
-            </w:r>
           </w:p>
         </w:tc>
         <w:tc>
